--- a/backend/word_templates/自有资金/材料租赁/单一来源/6.单一来源采购记录及结果审核表.docx
+++ b/backend/word_templates/自有资金/材料租赁/单一来源/6.单一来源采购记录及结果审核表.docx
@@ -259,17 +259,17 @@
               <w:rPr>
                 <w:rFonts w:hint="eastAsia" w:ascii="仿宋_GB2312" w:hAnsi="仿宋_GB2312" w:eastAsia="仿宋_GB2312" w:cs="仿宋_GB2312"/>
                 <w:bCs/>
-                <w:color w:val="auto"/>
-                <w:sz w:val="24"/>
-                <w:highlight w:val="none"/>
-                <w:lang w:val="en-US" w:eastAsia="zh-CN"/>
-              </w:rPr>
-            </w:pPr>
-            <w:r>
-              <w:rPr>
-                <w:rFonts w:hint="eastAsia" w:ascii="仿宋_GB2312" w:hAnsi="仿宋_GB2312" w:eastAsia="仿宋_GB2312" w:cs="仿宋_GB2312"/>
-                <w:bCs/>
-                <w:color w:val="auto"/>
+                <w:color w:val="0000FF"/>
+                <w:sz w:val="24"/>
+                <w:highlight w:val="none"/>
+                <w:lang w:val="en-US" w:eastAsia="zh-CN"/>
+              </w:rPr>
+            </w:pPr>
+            <w:r>
+              <w:rPr>
+                <w:rFonts w:hint="eastAsia" w:ascii="仿宋_GB2312" w:hAnsi="仿宋_GB2312" w:eastAsia="仿宋_GB2312" w:cs="仿宋_GB2312"/>
+                <w:bCs/>
+                <w:color w:val="0000FF"/>
                 <w:sz w:val="24"/>
                 <w:highlight w:val="none"/>
                 <w:lang w:val="en-US" w:eastAsia="zh-CN"/>
@@ -321,17 +321,17 @@
               <w:rPr>
                 <w:rFonts w:hint="eastAsia" w:ascii="仿宋_GB2312" w:hAnsi="仿宋_GB2312" w:eastAsia="仿宋_GB2312" w:cs="仿宋_GB2312"/>
                 <w:bCs/>
-                <w:color w:val="auto"/>
-                <w:sz w:val="24"/>
-                <w:highlight w:val="none"/>
-                <w:lang w:val="en-US" w:eastAsia="zh-CN"/>
-              </w:rPr>
-            </w:pPr>
-            <w:r>
-              <w:rPr>
-                <w:rFonts w:hint="eastAsia" w:ascii="仿宋_GB2312" w:hAnsi="仿宋_GB2312" w:eastAsia="仿宋_GB2312" w:cs="仿宋_GB2312"/>
-                <w:bCs/>
-                <w:color w:val="auto"/>
+                <w:color w:val="0000FF"/>
+                <w:sz w:val="24"/>
+                <w:highlight w:val="none"/>
+                <w:lang w:val="en-US" w:eastAsia="zh-CN"/>
+              </w:rPr>
+            </w:pPr>
+            <w:r>
+              <w:rPr>
+                <w:rFonts w:hint="eastAsia" w:ascii="仿宋_GB2312" w:hAnsi="仿宋_GB2312" w:eastAsia="仿宋_GB2312" w:cs="仿宋_GB2312"/>
+                <w:bCs/>
+                <w:color w:val="0000FF"/>
                 <w:sz w:val="24"/>
                 <w:highlight w:val="none"/>
                 <w:lang w:val="en-US" w:eastAsia="zh-CN"/>
@@ -345,17 +345,17 @@
               <w:rPr>
                 <w:rFonts w:hint="eastAsia" w:ascii="仿宋_GB2312" w:hAnsi="仿宋_GB2312" w:eastAsia="仿宋_GB2312" w:cs="仿宋_GB2312"/>
                 <w:bCs/>
-                <w:color w:val="auto"/>
-                <w:sz w:val="24"/>
-                <w:highlight w:val="none"/>
-                <w:lang w:val="en-US" w:eastAsia="zh-CN"/>
-              </w:rPr>
-            </w:pPr>
-            <w:r>
-              <w:rPr>
-                <w:rFonts w:hint="eastAsia" w:ascii="仿宋_GB2312" w:hAnsi="仿宋_GB2312" w:eastAsia="仿宋_GB2312" w:cs="仿宋_GB2312"/>
-                <w:bCs/>
-                <w:color w:val="auto"/>
+                <w:color w:val="0000FF"/>
+                <w:sz w:val="24"/>
+                <w:highlight w:val="none"/>
+                <w:lang w:val="en-US" w:eastAsia="zh-CN"/>
+              </w:rPr>
+            </w:pPr>
+            <w:r>
+              <w:rPr>
+                <w:rFonts w:hint="eastAsia" w:ascii="仿宋_GB2312" w:hAnsi="仿宋_GB2312" w:eastAsia="仿宋_GB2312" w:cs="仿宋_GB2312"/>
+                <w:bCs/>
+                <w:color w:val="0000FF"/>
                 <w:sz w:val="24"/>
                 <w:highlight w:val="none"/>
                 <w:lang w:val="en-US" w:eastAsia="zh-CN"/>
@@ -412,19 +412,7 @@
                 <w:highlight w:val="none"/>
                 <w:lang w:val="en-US" w:eastAsia="zh-CN"/>
               </w:rPr>
-              <w:t>租赁</w:t>
-            </w:r>
-            <w:bookmarkStart w:id="0" w:name="_GoBack"/>
-            <w:bookmarkEnd w:id="0"/>
-            <w:r>
-              <w:rPr>
-                <w:rFonts w:hint="eastAsia" w:ascii="仿宋_GB2312" w:hAnsi="仿宋_GB2312" w:eastAsia="仿宋_GB2312" w:cs="仿宋_GB2312"/>
-                <w:color w:val="auto"/>
-                <w:sz w:val="24"/>
-                <w:highlight w:val="none"/>
-                <w:lang w:val="en-US" w:eastAsia="zh-CN"/>
-              </w:rPr>
-              <w:t>项目名称</w:t>
+              <w:t>租赁项目名称</w:t>
             </w:r>
           </w:p>
         </w:tc>
@@ -440,17 +428,17 @@
               <w:rPr>
                 <w:rFonts w:hint="eastAsia" w:ascii="仿宋_GB2312" w:hAnsi="仿宋_GB2312" w:eastAsia="仿宋_GB2312" w:cs="仿宋_GB2312"/>
                 <w:bCs/>
-                <w:color w:val="auto"/>
-                <w:sz w:val="24"/>
-                <w:highlight w:val="none"/>
-                <w:lang w:val="en-US" w:eastAsia="zh-CN"/>
-              </w:rPr>
-            </w:pPr>
-            <w:r>
-              <w:rPr>
-                <w:rFonts w:hint="eastAsia" w:ascii="仿宋_GB2312" w:hAnsi="仿宋_GB2312" w:eastAsia="仿宋_GB2312" w:cs="仿宋_GB2312"/>
-                <w:bCs/>
-                <w:color w:val="auto"/>
+                <w:color w:val="0000FF"/>
+                <w:sz w:val="24"/>
+                <w:highlight w:val="none"/>
+                <w:lang w:val="en-US" w:eastAsia="zh-CN"/>
+              </w:rPr>
+            </w:pPr>
+            <w:r>
+              <w:rPr>
+                <w:rFonts w:hint="eastAsia" w:ascii="仿宋_GB2312" w:hAnsi="仿宋_GB2312" w:eastAsia="仿宋_GB2312" w:cs="仿宋_GB2312"/>
+                <w:bCs/>
+                <w:color w:val="0000FF"/>
                 <w:sz w:val="24"/>
                 <w:highlight w:val="none"/>
                 <w:lang w:val="en-US" w:eastAsia="zh-CN"/>
@@ -502,17 +490,17 @@
               <w:rPr>
                 <w:rFonts w:hint="default" w:ascii="仿宋_GB2312" w:hAnsi="仿宋_GB2312" w:eastAsia="仿宋_GB2312" w:cs="仿宋_GB2312"/>
                 <w:bCs/>
-                <w:color w:val="auto"/>
-                <w:sz w:val="24"/>
-                <w:highlight w:val="none"/>
-                <w:lang w:val="en-US" w:eastAsia="zh-CN"/>
-              </w:rPr>
-            </w:pPr>
-            <w:r>
-              <w:rPr>
-                <w:rFonts w:hint="eastAsia" w:ascii="仿宋_GB2312" w:hAnsi="仿宋_GB2312" w:eastAsia="仿宋_GB2312" w:cs="仿宋_GB2312"/>
-                <w:bCs/>
-                <w:color w:val="auto"/>
+                <w:color w:val="0000FF"/>
+                <w:sz w:val="24"/>
+                <w:highlight w:val="none"/>
+                <w:lang w:val="en-US" w:eastAsia="zh-CN"/>
+              </w:rPr>
+            </w:pPr>
+            <w:r>
+              <w:rPr>
+                <w:rFonts w:hint="eastAsia" w:ascii="仿宋_GB2312" w:hAnsi="仿宋_GB2312" w:eastAsia="仿宋_GB2312" w:cs="仿宋_GB2312"/>
+                <w:bCs/>
+                <w:color w:val="0000FF"/>
                 <w:sz w:val="24"/>
                 <w:highlight w:val="none"/>
                 <w:lang w:val="en-US" w:eastAsia="zh-CN"/>
@@ -584,17 +572,17 @@
               <w:rPr>
                 <w:rFonts w:hint="eastAsia" w:ascii="仿宋_GB2312" w:hAnsi="仿宋_GB2312" w:eastAsia="仿宋_GB2312" w:cs="仿宋_GB2312"/>
                 <w:bCs/>
-                <w:color w:val="auto"/>
-                <w:sz w:val="24"/>
-                <w:highlight w:val="none"/>
-                <w:lang w:val="en-US" w:eastAsia="zh-CN"/>
-              </w:rPr>
-            </w:pPr>
-            <w:r>
-              <w:rPr>
-                <w:rFonts w:hint="eastAsia" w:ascii="仿宋_GB2312" w:hAnsi="仿宋_GB2312" w:eastAsia="仿宋_GB2312" w:cs="仿宋_GB2312"/>
-                <w:bCs/>
-                <w:color w:val="auto"/>
+                <w:color w:val="0000FF"/>
+                <w:sz w:val="24"/>
+                <w:highlight w:val="none"/>
+                <w:lang w:val="en-US" w:eastAsia="zh-CN"/>
+              </w:rPr>
+            </w:pPr>
+            <w:r>
+              <w:rPr>
+                <w:rFonts w:hint="eastAsia" w:ascii="仿宋_GB2312" w:hAnsi="仿宋_GB2312" w:eastAsia="仿宋_GB2312" w:cs="仿宋_GB2312"/>
+                <w:bCs/>
+                <w:color w:val="0000FF"/>
                 <w:sz w:val="24"/>
                 <w:highlight w:val="none"/>
                 <w:lang w:val="en-US" w:eastAsia="zh-CN"/>
@@ -646,17 +634,17 @@
               <w:rPr>
                 <w:rFonts w:hint="eastAsia" w:ascii="仿宋_GB2312" w:hAnsi="仿宋_GB2312" w:eastAsia="仿宋_GB2312" w:cs="仿宋_GB2312"/>
                 <w:bCs/>
-                <w:color w:val="auto"/>
-                <w:sz w:val="24"/>
-                <w:highlight w:val="none"/>
-                <w:lang w:val="en-US" w:eastAsia="zh-CN"/>
-              </w:rPr>
-            </w:pPr>
-            <w:r>
-              <w:rPr>
-                <w:rFonts w:hint="eastAsia" w:ascii="仿宋_GB2312" w:hAnsi="仿宋_GB2312" w:eastAsia="仿宋_GB2312" w:cs="仿宋_GB2312"/>
-                <w:bCs/>
-                <w:color w:val="auto"/>
+                <w:color w:val="0000FF"/>
+                <w:sz w:val="24"/>
+                <w:highlight w:val="none"/>
+                <w:lang w:val="en-US" w:eastAsia="zh-CN"/>
+              </w:rPr>
+            </w:pPr>
+            <w:r>
+              <w:rPr>
+                <w:rFonts w:hint="eastAsia" w:ascii="仿宋_GB2312" w:hAnsi="仿宋_GB2312" w:eastAsia="仿宋_GB2312" w:cs="仿宋_GB2312"/>
+                <w:bCs/>
+                <w:color w:val="0000FF"/>
                 <w:sz w:val="24"/>
                 <w:highlight w:val="none"/>
                 <w:lang w:val="en-US" w:eastAsia="zh-CN"/>
@@ -767,13 +755,26 @@
               <w:rPr>
                 <w:rFonts w:hint="eastAsia" w:ascii="仿宋_GB2312" w:hAnsi="仿宋_GB2312" w:eastAsia="仿宋_GB2312" w:cs="仿宋_GB2312"/>
                 <w:bCs/>
-                <w:color w:val="auto"/>
-                <w:sz w:val="24"/>
-                <w:highlight w:val="none"/>
-                <w:lang w:val="en-US" w:eastAsia="zh-CN"/>
-              </w:rPr>
-              <w:t>{{caigou_neirong}}一批</w:t>
-            </w:r>
+                <w:color w:val="0000FF"/>
+                <w:sz w:val="24"/>
+                <w:highlight w:val="none"/>
+                <w:lang w:val="en-US" w:eastAsia="zh-CN"/>
+              </w:rPr>
+              <w:t>{{caigou_neirong}}</w:t>
+            </w:r>
+            <w:r>
+              <w:rPr>
+                <w:rFonts w:hint="eastAsia" w:ascii="仿宋_GB2312" w:hAnsi="仿宋_GB2312" w:eastAsia="仿宋_GB2312" w:cs="仿宋_GB2312"/>
+                <w:bCs/>
+                <w:color w:val="auto"/>
+                <w:sz w:val="24"/>
+                <w:highlight w:val="none"/>
+                <w:lang w:val="en-US" w:eastAsia="zh-CN"/>
+              </w:rPr>
+              <w:t>一批</w:t>
+            </w:r>
+            <w:bookmarkStart w:id="0" w:name="_GoBack"/>
+            <w:bookmarkEnd w:id="0"/>
           </w:p>
         </w:tc>
       </w:tr>
